--- a/products-storage/05-ks-bez-vozvrata/05-pismo-o-nedostatkah.docx
+++ b/products-storage/05-ks-bez-vozvrata/05-pismo-o-nedostatkah.docx
@@ -5,163 +5,449 @@
     <w:p>
       <w:pPr>
         <w:pStyle w:val="Title"/>
-        <w:jc w:val="center"/>
       </w:pPr>
       <w:r>
-        <w:t>ШАБЛОН ПИСЬМА об устранении недостатков в комплекте КС</w:t>
-      </w:r>
-    </w:p>
-    <w:p/>
-    <w:p>
-      <w:r>
-        <w:t>[На бланке организации]</w:t>
-      </w:r>
-    </w:p>
-    <w:p/>
-    <w:p>
-      <w:r>
-        <w:t>Исх. № _____ от '___' ___________ 20___ г.</w:t>
-      </w:r>
-    </w:p>
-    <w:p/>
-    <w:p>
-      <w:r>
-        <w:t>[Наименование заказчика]</w:t>
-      </w:r>
-    </w:p>
-    <w:p>
-      <w:r>
-        <w:t>[ФИО представителя]</w:t>
-      </w:r>
-    </w:p>
-    <w:p/>
-    <w:p>
-      <w:r>
-        <w:t>От [Наименование подрядчика]</w:t>
-      </w:r>
-    </w:p>
-    <w:p/>
-    <w:p>
-      <w:r>
-        <w:t>ОТВЕТ НА ЗАМЕЧАНИЯ</w:t>
-      </w:r>
-    </w:p>
-    <w:p>
-      <w:r>
-        <w:t>по комплекту исполнительной документации КС-2 № _____ от '___' ___________ 20___ г.</w:t>
-      </w:r>
-    </w:p>
-    <w:p/>
-    <w:p>
-      <w:r>
-        <w:t>Уважаемый [ФИО]!</w:t>
-      </w:r>
-    </w:p>
-    <w:p/>
-    <w:p>
-      <w:r>
-        <w:t>В ответ на полученные замечания от '___' ___________ 20___ г. (вход. № _____) сообщаем следующее:</w:t>
-      </w:r>
-    </w:p>
-    <w:p/>
-    <w:p>
-      <w:r>
-        <w:t>[По каждому пункту замечаний - отдельный блок:]</w:t>
-      </w:r>
-    </w:p>
-    <w:p/>
-    <w:p>
-      <w:r>
-        <w:t>Пункт ___. Замечание: '[текст замечания заказчика]'</w:t>
-      </w:r>
-    </w:p>
-    <w:p>
-      <w:r>
-        <w:t xml:space="preserve">   Ответ: [аргументированный ответ с ссылками]</w:t>
-      </w:r>
-    </w:p>
-    <w:p>
-      <w:r>
-        <w:t xml:space="preserve">   Статус: устранено / требует согласования / не принимается</w:t>
-      </w:r>
-    </w:p>
-    <w:p/>
-    <w:p>
-      <w:r>
-        <w:t>━━━━━━━━━━━━━━━━━━━━━━━━━━━━━━━━━━━━━━━━━━━━━━━━━━━━━━</w:t>
-      </w:r>
-    </w:p>
-    <w:p/>
-    <w:p>
-      <w:r>
-        <w:t>Пункт ___. Замечание: '[текст замечания заказчика]'</w:t>
-      </w:r>
-    </w:p>
-    <w:p>
-      <w:r>
-        <w:t xml:space="preserve">   Ответ: [если замечание обосновано - признайте, укажите сроки устранения]</w:t>
-      </w:r>
-    </w:p>
-    <w:p>
-      <w:r>
-        <w:t xml:space="preserve">   Срок устранения: '___' ___________ 20___ г.</w:t>
-      </w:r>
-    </w:p>
-    <w:p/>
-    <w:p>
-      <w:r>
-        <w:t>━━━━━━━━━━━━━━━━━━━━━━━━━━━━━━━━━━━━━━━━━━━━━━━━━━━━━━</w:t>
-      </w:r>
-    </w:p>
-    <w:p/>
-    <w:p>
-      <w:r>
-        <w:t>Приложения:</w:t>
+        <w:t>Ответ на замечания по комплекту КС</w:t>
       </w:r>
     </w:p>
     <w:p>
       <w:pPr>
-        <w:pStyle w:val="ListBullet"/>
+        <w:spacing w:after="100"/>
       </w:pPr>
       <w:r>
-        <w:t>Исправленная форма КС-2 № ___ (л. __)</w:t>
+        <w:rPr>
+          <w:b w:val="0"/>
+          <w:i w:val="0"/>
+          <w:sz w:val="18"/>
+        </w:rPr>
+        <w:t>[На бланке подрядчика]</w:t>
       </w:r>
     </w:p>
     <w:p>
       <w:pPr>
-        <w:pStyle w:val="ListBullet"/>
+        <w:spacing w:after="100"/>
       </w:pPr>
       <w:r>
-        <w:t>Дополнительные акты АОСР (л. __)</w:t>
+        <w:rPr>
+          <w:b w:val="0"/>
+          <w:i w:val="0"/>
+          <w:sz w:val="20"/>
+        </w:rPr>
+        <w:t>Исх. № [номер] от [дата]</w:t>
+        <w:br/>
+        <w:t>Кому: [заказчик, адрес, представитель]</w:t>
+        <w:br/>
+        <w:t>От: [подрядчик, адрес, рабочие контакты]</w:t>
       </w:r>
     </w:p>
     <w:p>
       <w:pPr>
-        <w:pStyle w:val="ListBullet"/>
+        <w:pStyle w:val="Heading2"/>
       </w:pPr>
       <w:r>
-        <w:t>Пояснительная записка (л. __).</w:t>
-      </w:r>
-    </w:p>
-    <w:p/>
-    <w:p>
-      <w:r>
-        <w:t>Генеральный директор _________________ [ФИО]</w:t>
+        <w:t>О рассмотрении замечаний к КС-2 / КС-3</w:t>
       </w:r>
     </w:p>
     <w:p>
+      <w:pPr>
+        <w:spacing w:after="100"/>
+      </w:pPr>
       <w:r>
-        <w:t>М.П.</w:t>
+        <w:rPr>
+          <w:b w:val="0"/>
+          <w:i w:val="0"/>
+          <w:sz w:val="20"/>
+        </w:rPr>
+        <w:t>По договору № [номер] от [дата], объекту [объект] рассмотрены замечания, полученные [дата] за № [номер], к комплекту КС-2 [номера] и КС-3 [номер] за период [период].</w:t>
+      </w:r>
+    </w:p>
+    <w:tbl>
+      <w:tblPr>
+        <w:tblW w:type="auto" w:w="0"/>
+        <w:jc w:val="center"/>
+        <w:tblLayout w:type="fixed"/>
+        <w:tblLook w:firstColumn="1" w:firstRow="1" w:lastColumn="0" w:lastRow="0" w:noHBand="0" w:noVBand="1" w:val="04A0"/>
+      </w:tblPr>
+      <w:tblGrid>
+        <w:gridCol w:w="1247"/>
+        <w:gridCol w:w="4309"/>
+        <w:gridCol w:w="4309"/>
+      </w:tblGrid>
+      <w:tr>
+        <w:trPr>
+          <w:cantSplit/>
+          <w:tblHeader/>
+        </w:trPr>
+        <w:tc>
+          <w:tcPr>
+            <w:tcW w:type="dxa" w:w="1247"/>
+            <w:vAlign w:val="center"/>
+            <w:shd w:fill="292C30"/>
+            <w:tcMar>
+              <w:top w:w="80" w:type="dxa"/>
+              <w:left w:w="80" w:type="dxa"/>
+              <w:bottom w:w="80" w:type="dxa"/>
+              <w:right w:w="80" w:type="dxa"/>
+            </w:tcMar>
+          </w:tcPr>
+          <w:p>
+            <w:pPr>
+              <w:spacing w:after="60" w:before="40" w:line="245" w:lineRule="auto"/>
+            </w:pPr>
+            <w:r>
+              <w:rPr>
+                <w:rFonts w:ascii="Arial" w:hAnsi="Arial"/>
+                <w:b/>
+                <w:i w:val="0"/>
+                <w:color w:val="FFFFFF"/>
+                <w:sz w:val="20"/>
+              </w:rPr>
+              <w:t>№ замечания</w:t>
+            </w:r>
+          </w:p>
+        </w:tc>
+        <w:tc>
+          <w:tcPr>
+            <w:tcW w:type="dxa" w:w="4309"/>
+            <w:vAlign w:val="center"/>
+            <w:shd w:fill="292C30"/>
+            <w:tcMar>
+              <w:top w:w="80" w:type="dxa"/>
+              <w:left w:w="80" w:type="dxa"/>
+              <w:bottom w:w="80" w:type="dxa"/>
+              <w:right w:w="80" w:type="dxa"/>
+            </w:tcMar>
+          </w:tcPr>
+          <w:p>
+            <w:pPr>
+              <w:spacing w:after="60" w:before="40" w:line="245" w:lineRule="auto"/>
+            </w:pPr>
+            <w:r>
+              <w:rPr>
+                <w:rFonts w:ascii="Arial" w:hAnsi="Arial"/>
+                <w:b/>
+                <w:i w:val="0"/>
+                <w:color w:val="FFFFFF"/>
+                <w:sz w:val="20"/>
+              </w:rPr>
+              <w:t>Позиция подрядчика и основание</w:t>
+            </w:r>
+          </w:p>
+        </w:tc>
+        <w:tc>
+          <w:tcPr>
+            <w:tcW w:type="dxa" w:w="4309"/>
+            <w:vAlign w:val="center"/>
+            <w:shd w:fill="292C30"/>
+            <w:tcMar>
+              <w:top w:w="80" w:type="dxa"/>
+              <w:left w:w="80" w:type="dxa"/>
+              <w:bottom w:w="80" w:type="dxa"/>
+              <w:right w:w="80" w:type="dxa"/>
+            </w:tcMar>
+          </w:tcPr>
+          <w:p>
+            <w:pPr>
+              <w:spacing w:after="60" w:before="40" w:line="245" w:lineRule="auto"/>
+            </w:pPr>
+            <w:r>
+              <w:rPr>
+                <w:rFonts w:ascii="Arial" w:hAnsi="Arial"/>
+                <w:b/>
+                <w:i w:val="0"/>
+                <w:color w:val="FFFFFF"/>
+                <w:sz w:val="20"/>
+              </w:rPr>
+              <w:t>Исправление / срок / документ</w:t>
+            </w:r>
+          </w:p>
+        </w:tc>
+      </w:tr>
+      <w:tr>
+        <w:trPr>
+          <w:cantSplit/>
+        </w:trPr>
+        <w:tc>
+          <w:tcPr>
+            <w:tcW w:type="dxa" w:w="1247"/>
+            <w:vAlign w:val="center"/>
+            <w:shd w:fill="FFFFFF"/>
+            <w:tcMar>
+              <w:top w:w="80" w:type="dxa"/>
+              <w:left w:w="80" w:type="dxa"/>
+              <w:bottom w:w="80" w:type="dxa"/>
+              <w:right w:w="80" w:type="dxa"/>
+            </w:tcMar>
+          </w:tcPr>
+          <w:p>
+            <w:pPr>
+              <w:spacing w:after="60" w:before="40" w:line="245" w:lineRule="auto"/>
+            </w:pPr>
+            <w:r>
+              <w:rPr>
+                <w:rFonts w:ascii="Arial" w:hAnsi="Arial"/>
+                <w:b w:val="0"/>
+                <w:i w:val="0"/>
+                <w:color w:val="292C30"/>
+                <w:sz w:val="20"/>
+              </w:rPr>
+              <w:t>[№]</w:t>
+            </w:r>
+          </w:p>
+        </w:tc>
+        <w:tc>
+          <w:tcPr>
+            <w:tcW w:type="dxa" w:w="4309"/>
+            <w:vAlign w:val="center"/>
+            <w:shd w:fill="FFFFFF"/>
+            <w:tcMar>
+              <w:top w:w="80" w:type="dxa"/>
+              <w:left w:w="80" w:type="dxa"/>
+              <w:bottom w:w="80" w:type="dxa"/>
+              <w:right w:w="80" w:type="dxa"/>
+            </w:tcMar>
+          </w:tcPr>
+          <w:p>
+            <w:pPr>
+              <w:spacing w:after="60" w:before="40" w:line="245" w:lineRule="auto"/>
+            </w:pPr>
+            <w:r>
+              <w:rPr>
+                <w:rFonts w:ascii="Arial" w:hAnsi="Arial"/>
+                <w:b w:val="0"/>
+                <w:i w:val="0"/>
+                <w:color w:val="292C30"/>
+                <w:sz w:val="20"/>
+              </w:rPr>
+              <w:t>[Принято / требует согласования / мотивированное возражение. Укажите пункт договора и факты.]</w:t>
+            </w:r>
+          </w:p>
+        </w:tc>
+        <w:tc>
+          <w:tcPr>
+            <w:tcW w:type="dxa" w:w="4309"/>
+            <w:vAlign w:val="center"/>
+            <w:shd w:fill="FFFFFF"/>
+            <w:tcMar>
+              <w:top w:w="80" w:type="dxa"/>
+              <w:left w:w="80" w:type="dxa"/>
+              <w:bottom w:w="80" w:type="dxa"/>
+              <w:right w:w="80" w:type="dxa"/>
+            </w:tcMar>
+          </w:tcPr>
+          <w:p>
+            <w:pPr>
+              <w:spacing w:after="60" w:before="40" w:line="245" w:lineRule="auto"/>
+            </w:pPr>
+            <w:r>
+              <w:rPr>
+                <w:rFonts w:ascii="Arial" w:hAnsi="Arial"/>
+                <w:b w:val="0"/>
+                <w:i w:val="0"/>
+                <w:color w:val="292C30"/>
+                <w:sz w:val="20"/>
+              </w:rPr>
+              <w:t>[Что исправлено; имя документа, редакция и лист. Либо действие, ответственный и дата.]</w:t>
+            </w:r>
+          </w:p>
+        </w:tc>
+      </w:tr>
+      <w:tr>
+        <w:trPr>
+          <w:cantSplit/>
+        </w:trPr>
+        <w:tc>
+          <w:tcPr>
+            <w:tcW w:type="dxa" w:w="1247"/>
+            <w:vAlign w:val="center"/>
+            <w:shd w:fill="F6F4EF"/>
+            <w:tcMar>
+              <w:top w:w="80" w:type="dxa"/>
+              <w:left w:w="80" w:type="dxa"/>
+              <w:bottom w:w="80" w:type="dxa"/>
+              <w:right w:w="80" w:type="dxa"/>
+            </w:tcMar>
+          </w:tcPr>
+          <w:p>
+            <w:pPr>
+              <w:spacing w:after="60" w:before="40" w:line="245" w:lineRule="auto"/>
+            </w:pPr>
+            <w:r>
+              <w:rPr>
+                <w:rFonts w:ascii="Arial" w:hAnsi="Arial"/>
+                <w:b w:val="0"/>
+                <w:i w:val="0"/>
+                <w:color w:val="292C30"/>
+                <w:sz w:val="20"/>
+              </w:rPr>
+              <w:t>[№]</w:t>
+            </w:r>
+          </w:p>
+        </w:tc>
+        <w:tc>
+          <w:tcPr>
+            <w:tcW w:type="dxa" w:w="4309"/>
+            <w:vAlign w:val="center"/>
+            <w:shd w:fill="F6F4EF"/>
+            <w:tcMar>
+              <w:top w:w="80" w:type="dxa"/>
+              <w:left w:w="80" w:type="dxa"/>
+              <w:bottom w:w="80" w:type="dxa"/>
+              <w:right w:w="80" w:type="dxa"/>
+            </w:tcMar>
+          </w:tcPr>
+          <w:p>
+            <w:pPr>
+              <w:spacing w:after="60" w:before="40" w:line="245" w:lineRule="auto"/>
+            </w:pPr>
+            <w:r>
+              <w:rPr>
+                <w:rFonts w:ascii="Arial" w:hAnsi="Arial"/>
+                <w:b w:val="0"/>
+                <w:i w:val="0"/>
+                <w:color w:val="292C30"/>
+                <w:sz w:val="20"/>
+              </w:rPr>
+              <w:t>[Позиция и обоснование]</w:t>
+            </w:r>
+          </w:p>
+        </w:tc>
+        <w:tc>
+          <w:tcPr>
+            <w:tcW w:type="dxa" w:w="4309"/>
+            <w:vAlign w:val="center"/>
+            <w:shd w:fill="F6F4EF"/>
+            <w:tcMar>
+              <w:top w:w="80" w:type="dxa"/>
+              <w:left w:w="80" w:type="dxa"/>
+              <w:bottom w:w="80" w:type="dxa"/>
+              <w:right w:w="80" w:type="dxa"/>
+            </w:tcMar>
+          </w:tcPr>
+          <w:p>
+            <w:pPr>
+              <w:spacing w:after="60" w:before="40" w:line="245" w:lineRule="auto"/>
+            </w:pPr>
+            <w:r>
+              <w:rPr>
+                <w:rFonts w:ascii="Arial" w:hAnsi="Arial"/>
+                <w:b w:val="0"/>
+                <w:i w:val="0"/>
+                <w:color w:val="292C30"/>
+                <w:sz w:val="20"/>
+              </w:rPr>
+              <w:t>[Исправление или план действия]</w:t>
+            </w:r>
+          </w:p>
+        </w:tc>
+      </w:tr>
+    </w:tbl>
+    <w:p>
+      <w:pPr>
+        <w:spacing w:after="100"/>
+      </w:pPr>
+      <w:r>
+        <w:rPr>
+          <w:b w:val="0"/>
+          <w:i w:val="0"/>
+          <w:sz w:val="20"/>
+        </w:rPr>
+        <w:t>Передаём документы по приложенной описи. Просим подтвердить получение и сообщить результат рассмотрения в срок, установленный пунктом [пункт] договора: [дата / порядок исчисления].</w:t>
+      </w:r>
+    </w:p>
+    <w:p>
+      <w:pPr>
+        <w:spacing w:after="100"/>
+      </w:pPr>
+      <w:r>
+        <w:rPr>
+          <w:b w:val="0"/>
+          <w:i w:val="0"/>
+          <w:sz w:val="20"/>
+        </w:rPr>
+        <w:t>По разногласиям предлагаем согласовать [предмет согласования] до [дата] с участием [представители]. Позиция по спорным пунктам изложена в таблице.</w:t>
+      </w:r>
+    </w:p>
+    <w:p>
+      <w:pPr>
+        <w:spacing w:after="100"/>
+      </w:pPr>
+      <w:r>
+        <w:rPr>
+          <w:b w:val="0"/>
+          <w:i w:val="0"/>
+          <w:sz w:val="20"/>
+        </w:rPr>
+        <w:t>Приложения: [перечень исправленных документов с номерами, датами, количеством листов / файлов].</w:t>
+      </w:r>
+    </w:p>
+    <w:p>
+      <w:pPr>
+        <w:spacing w:after="100"/>
+      </w:pPr>
+      <w:r>
+        <w:rPr>
+          <w:b w:val="0"/>
+          <w:i w:val="0"/>
+          <w:sz w:val="20"/>
+        </w:rPr>
+        <w:t>[Должность уполномоченного лица] __________ / [ФИО] /</w:t>
+        <w:br/>
+        <w:t>[Реквизиты полномочий при необходимости]</w:t>
+        <w:br/>
+        <w:t>М.П. [при применении]</w:t>
       </w:r>
     </w:p>
     <w:sectPr>
-      <w:pgSz w:w="12240" w:h="15840"/>
-      <w:pgMar w:top="1440" w:right="1800" w:bottom="1440" w:left="1800" w:header="720" w:footer="720" w:gutter="0"/>
+      <w:headerReference w:type="default" r:id="rId9"/>
+      <w:footerReference w:type="default" r:id="rId10"/>
+      <w:pgSz w:w="11906" w:h="16838"/>
+      <w:pgMar w:top="964" w:right="1020" w:bottom="907" w:left="1020" w:header="397" w:footer="454" w:gutter="0"/>
       <w:cols w:space="720"/>
       <w:docGrid w:linePitch="360"/>
     </w:sectPr>
   </w:body>
 </w:document>
+</file>
+
+<file path=word/footer1.xml><?xml version="1.0" encoding="utf-8"?>
+<w:ftr xmlns:m="http://schemas.openxmlformats.org/officeDocument/2006/math" xmlns:mc="http://schemas.openxmlformats.org/markup-compatibility/2006" xmlns:mo="http://schemas.microsoft.com/office/mac/office/2008/main" xmlns:mv="urn:schemas-microsoft-com:mac:vml" xmlns:o="urn:schemas-microsoft-com:office:office" xmlns:r="http://schemas.openxmlformats.org/officeDocument/2006/relationships" xmlns:v="urn:schemas-microsoft-com:vml" xmlns:w10="urn:schemas-microsoft-com:office:word" xmlns:w14="http://schemas.microsoft.com/office/word/2010/wordml" xmlns:w="http://schemas.openxmlformats.org/wordprocessingml/2006/main" xmlns:wne="http://schemas.microsoft.com/office/word/2006/wordml" xmlns:wp14="http://schemas.microsoft.com/office/word/2010/wordprocessingDrawing" xmlns:wp="http://schemas.openxmlformats.org/drawingml/2006/wordprocessingDrawing" xmlns:wpc="http://schemas.microsoft.com/office/word/2010/wordprocessingCanvas" xmlns:wpg="http://schemas.microsoft.com/office/word/2010/wordprocessingGroup" xmlns:wpi="http://schemas.microsoft.com/office/word/2010/wordprocessingInk" xmlns:wps="http://schemas.microsoft.com/office/word/2010/wordprocessingShape" mc:Ignorable="w14 wp14">
+  <w:p>
+    <w:pPr>
+      <w:pStyle w:val="Footer"/>
+    </w:pPr>
+    <w:r>
+      <w:rPr>
+        <w:b w:val="0"/>
+        <w:i w:val="0"/>
+        <w:sz w:val="16"/>
+      </w:rPr>
+      <w:t xml:space="preserve">КС-2 / КС-3 • Письмо    |    </w:t>
+    </w:r>
+    <w:fldSimple w:instr="PAGE"/>
+  </w:p>
+</w:ftr>
+</file>
+
+<file path=word/header1.xml><?xml version="1.0" encoding="utf-8"?>
+<w:hdr xmlns:m="http://schemas.openxmlformats.org/officeDocument/2006/math" xmlns:mc="http://schemas.openxmlformats.org/markup-compatibility/2006" xmlns:mo="http://schemas.microsoft.com/office/mac/office/2008/main" xmlns:mv="urn:schemas-microsoft-com:mac:vml" xmlns:o="urn:schemas-microsoft-com:office:office" xmlns:r="http://schemas.openxmlformats.org/officeDocument/2006/relationships" xmlns:v="urn:schemas-microsoft-com:vml" xmlns:w10="urn:schemas-microsoft-com:office:word" xmlns:w14="http://schemas.microsoft.com/office/word/2010/wordml" xmlns:w="http://schemas.openxmlformats.org/wordprocessingml/2006/main" xmlns:wne="http://schemas.microsoft.com/office/word/2006/wordml" xmlns:wp14="http://schemas.microsoft.com/office/word/2010/wordprocessingDrawing" xmlns:wp="http://schemas.openxmlformats.org/drawingml/2006/wordprocessingDrawing" xmlns:wpc="http://schemas.microsoft.com/office/word/2010/wordprocessingCanvas" xmlns:wpg="http://schemas.microsoft.com/office/word/2010/wordprocessingGroup" xmlns:wpi="http://schemas.microsoft.com/office/word/2010/wordprocessingInk" xmlns:wps="http://schemas.microsoft.com/office/word/2010/wordprocessingShape" mc:Ignorable="w14 wp14">
+  <w:p>
+    <w:pPr>
+      <w:pStyle w:val="Header"/>
+      <w:pBdr>
+        <w:bottom w:val="single" w:sz="9" w:color="AC9568" w:space="4"/>
+      </w:pBdr>
+    </w:pPr>
+    <w:r>
+      <w:rPr>
+        <w:b/>
+        <w:i w:val="0"/>
+        <w:sz w:val="16"/>
+      </w:rPr>
+      <w:t>МАРЖА В БЕТОНЕ  /  P3</w:t>
+    </w:r>
+  </w:p>
+</w:hdr>
 </file>
 
 <file path=word/numbering.xml><?xml version="1.0" encoding="utf-8"?>
@@ -527,6 +813,15 @@
     <w:name w:val="Normal"/>
     <w:qFormat/>
     <w:rsid w:val="00FC693F"/>
+    <w:pPr>
+      <w:spacing w:line="254" w:lineRule="auto" w:after="100"/>
+    </w:pPr>
+    <w:rPr>
+      <w:rFonts w:ascii="Arial" w:hAnsi="Arial"/>
+      <w:i w:val="0"/>
+      <w:color w:val="292C30"/>
+      <w:sz w:val="20"/>
+    </w:rPr>
   </w:style>
   <w:style w:type="paragraph" w:styleId="Header">
     <w:name w:val="header"/>
@@ -542,6 +837,11 @@
       </w:tabs>
       <w:spacing w:after="0" w:line="240" w:lineRule="auto"/>
     </w:pPr>
+    <w:rPr>
+      <w:rFonts w:ascii="Arial" w:hAnsi="Arial"/>
+      <w:i w:val="0"/>
+      <w:color w:val="292C30"/>
+    </w:rPr>
   </w:style>
   <w:style w:type="character" w:customStyle="1" w:styleId="HeaderChar">
     <w:name w:val="Header Char"/>
@@ -549,6 +849,11 @@
     <w:link w:val="Header"/>
     <w:uiPriority w:val="99"/>
     <w:rsid w:val="00E618BF"/>
+    <w:rPr>
+      <w:rFonts w:ascii="Arial" w:hAnsi="Arial"/>
+      <w:i w:val="0"/>
+      <w:color w:val="292C30"/>
+    </w:rPr>
   </w:style>
   <w:style w:type="paragraph" w:styleId="Footer">
     <w:name w:val="footer"/>
@@ -564,6 +869,11 @@
       </w:tabs>
       <w:spacing w:after="0" w:line="240" w:lineRule="auto"/>
     </w:pPr>
+    <w:rPr>
+      <w:rFonts w:ascii="Arial" w:hAnsi="Arial"/>
+      <w:i w:val="0"/>
+      <w:color w:val="292C30"/>
+    </w:rPr>
   </w:style>
   <w:style w:type="character" w:customStyle="1" w:styleId="FooterChar">
     <w:name w:val="Footer Char"/>
@@ -571,6 +881,11 @@
     <w:link w:val="Footer"/>
     <w:uiPriority w:val="99"/>
     <w:rsid w:val="00E618BF"/>
+    <w:rPr>
+      <w:rFonts w:ascii="Arial" w:hAnsi="Arial"/>
+      <w:i w:val="0"/>
+      <w:color w:val="292C30"/>
+    </w:rPr>
   </w:style>
   <w:style w:type="paragraph" w:styleId="Heading1">
     <w:name w:val="heading 1"/>
@@ -583,15 +898,16 @@
     <w:pPr>
       <w:keepNext/>
       <w:keepLines/>
-      <w:spacing w:before="480" w:after="0"/>
+      <w:spacing w:before="140" w:after="100"/>
       <w:outlineLvl w:val="0"/>
     </w:pPr>
     <w:rPr>
-      <w:rFonts w:asciiTheme="majorHAnsi" w:eastAsiaTheme="majorEastAsia" w:hAnsiTheme="majorHAnsi" w:cstheme="majorBidi"/>
+      <w:rFonts w:asciiTheme="majorHAnsi" w:eastAsiaTheme="majorEastAsia" w:hAnsiTheme="majorHAnsi" w:cstheme="majorBidi" w:ascii="Arial" w:hAnsi="Arial"/>
       <w:b/>
       <w:bCs/>
-      <w:color w:val="365F91" w:themeColor="accent1" w:themeShade="BF"/>
-      <w:sz w:val="28"/>
+      <w:i w:val="0"/>
+      <w:color w:val="292C30"/>
+      <w:sz w:val="26"/>
       <w:szCs w:val="28"/>
     </w:rPr>
   </w:style>
@@ -607,15 +923,16 @@
     <w:pPr>
       <w:keepNext/>
       <w:keepLines/>
-      <w:spacing w:before="200" w:after="0"/>
+      <w:spacing w:before="140" w:after="100"/>
       <w:outlineLvl w:val="1"/>
     </w:pPr>
     <w:rPr>
-      <w:rFonts w:asciiTheme="majorHAnsi" w:eastAsiaTheme="majorEastAsia" w:hAnsiTheme="majorHAnsi" w:cstheme="majorBidi"/>
+      <w:rFonts w:asciiTheme="majorHAnsi" w:eastAsiaTheme="majorEastAsia" w:hAnsiTheme="majorHAnsi" w:cstheme="majorBidi" w:ascii="Arial" w:hAnsi="Arial"/>
       <w:b/>
       <w:bCs/>
-      <w:color w:val="4F81BD" w:themeColor="accent1"/>
-      <w:sz w:val="26"/>
+      <w:i w:val="0"/>
+      <w:color w:val="292C30"/>
+      <w:sz w:val="22"/>
       <w:szCs w:val="26"/>
     </w:rPr>
   </w:style>
@@ -635,10 +952,11 @@
       <w:outlineLvl w:val="2"/>
     </w:pPr>
     <w:rPr>
-      <w:rFonts w:asciiTheme="majorHAnsi" w:eastAsiaTheme="majorEastAsia" w:hAnsiTheme="majorHAnsi" w:cstheme="majorBidi"/>
+      <w:rFonts w:asciiTheme="majorHAnsi" w:eastAsiaTheme="majorEastAsia" w:hAnsiTheme="majorHAnsi" w:cstheme="majorBidi" w:ascii="Arial" w:hAnsi="Arial"/>
       <w:b/>
       <w:bCs/>
-      <w:color w:val="4F81BD" w:themeColor="accent1"/>
+      <w:i w:val="0"/>
+      <w:color w:val="292C30"/>
     </w:rPr>
   </w:style>
   <w:style w:type="paragraph" w:styleId="Heading4">
@@ -658,12 +976,12 @@
       <w:outlineLvl w:val="3"/>
     </w:pPr>
     <w:rPr>
-      <w:rFonts w:asciiTheme="majorHAnsi" w:eastAsiaTheme="majorEastAsia" w:hAnsiTheme="majorHAnsi" w:cstheme="majorBidi"/>
+      <w:rFonts w:asciiTheme="majorHAnsi" w:eastAsiaTheme="majorEastAsia" w:hAnsiTheme="majorHAnsi" w:cstheme="majorBidi" w:ascii="Arial" w:hAnsi="Arial"/>
       <w:b/>
       <w:bCs/>
-      <w:i/>
-      <w:iCs/>
-      <w:color w:val="4F81BD" w:themeColor="accent1"/>
+      <w:i w:val="0"/>
+      <w:iCs w:val="0"/>
+      <w:color w:val="292C30"/>
     </w:rPr>
   </w:style>
   <w:style w:type="paragraph" w:styleId="Heading5">
@@ -683,8 +1001,9 @@
       <w:outlineLvl w:val="4"/>
     </w:pPr>
     <w:rPr>
-      <w:rFonts w:asciiTheme="majorHAnsi" w:eastAsiaTheme="majorEastAsia" w:hAnsiTheme="majorHAnsi" w:cstheme="majorBidi"/>
-      <w:color w:val="243F60" w:themeColor="accent1" w:themeShade="7F"/>
+      <w:rFonts w:asciiTheme="majorHAnsi" w:eastAsiaTheme="majorEastAsia" w:hAnsiTheme="majorHAnsi" w:cstheme="majorBidi" w:ascii="Arial" w:hAnsi="Arial"/>
+      <w:i w:val="0"/>
+      <w:color w:val="292C30"/>
     </w:rPr>
   </w:style>
   <w:style w:type="paragraph" w:styleId="Heading6">
@@ -704,10 +1023,10 @@
       <w:outlineLvl w:val="5"/>
     </w:pPr>
     <w:rPr>
-      <w:rFonts w:asciiTheme="majorHAnsi" w:eastAsiaTheme="majorEastAsia" w:hAnsiTheme="majorHAnsi" w:cstheme="majorBidi"/>
-      <w:i/>
-      <w:iCs/>
-      <w:color w:val="243F60" w:themeColor="accent1" w:themeShade="7F"/>
+      <w:rFonts w:asciiTheme="majorHAnsi" w:eastAsiaTheme="majorEastAsia" w:hAnsiTheme="majorHAnsi" w:cstheme="majorBidi" w:ascii="Arial" w:hAnsi="Arial"/>
+      <w:i w:val="0"/>
+      <w:iCs w:val="0"/>
+      <w:color w:val="292C30"/>
     </w:rPr>
   </w:style>
   <w:style w:type="paragraph" w:styleId="Heading7">
@@ -727,10 +1046,10 @@
       <w:outlineLvl w:val="6"/>
     </w:pPr>
     <w:rPr>
-      <w:rFonts w:asciiTheme="majorHAnsi" w:eastAsiaTheme="majorEastAsia" w:hAnsiTheme="majorHAnsi" w:cstheme="majorBidi"/>
-      <w:i/>
-      <w:iCs/>
-      <w:color w:val="404040" w:themeColor="text1" w:themeTint="BF"/>
+      <w:rFonts w:asciiTheme="majorHAnsi" w:eastAsiaTheme="majorEastAsia" w:hAnsiTheme="majorHAnsi" w:cstheme="majorBidi" w:ascii="Arial" w:hAnsi="Arial"/>
+      <w:i w:val="0"/>
+      <w:iCs w:val="0"/>
+      <w:color w:val="292C30"/>
     </w:rPr>
   </w:style>
   <w:style w:type="paragraph" w:styleId="Heading8">
@@ -750,8 +1069,9 @@
       <w:outlineLvl w:val="7"/>
     </w:pPr>
     <w:rPr>
-      <w:rFonts w:asciiTheme="majorHAnsi" w:eastAsiaTheme="majorEastAsia" w:hAnsiTheme="majorHAnsi" w:cstheme="majorBidi"/>
-      <w:color w:val="4F81BD" w:themeColor="accent1"/>
+      <w:rFonts w:asciiTheme="majorHAnsi" w:eastAsiaTheme="majorEastAsia" w:hAnsiTheme="majorHAnsi" w:cstheme="majorBidi" w:ascii="Arial" w:hAnsi="Arial"/>
+      <w:i w:val="0"/>
+      <w:color w:val="292C30"/>
       <w:sz w:val="20"/>
       <w:szCs w:val="20"/>
     </w:rPr>
@@ -773,10 +1093,10 @@
       <w:outlineLvl w:val="8"/>
     </w:pPr>
     <w:rPr>
-      <w:rFonts w:asciiTheme="majorHAnsi" w:eastAsiaTheme="majorEastAsia" w:hAnsiTheme="majorHAnsi" w:cstheme="majorBidi"/>
-      <w:i/>
-      <w:iCs/>
-      <w:color w:val="404040" w:themeColor="text1" w:themeTint="BF"/>
+      <w:rFonts w:asciiTheme="majorHAnsi" w:eastAsiaTheme="majorEastAsia" w:hAnsiTheme="majorHAnsi" w:cstheme="majorBidi" w:ascii="Arial" w:hAnsi="Arial"/>
+      <w:i w:val="0"/>
+      <w:iCs w:val="0"/>
+      <w:color w:val="292C30"/>
       <w:sz w:val="20"/>
       <w:szCs w:val="20"/>
     </w:rPr>
@@ -786,6 +1106,11 @@
     <w:uiPriority w:val="1"/>
     <w:semiHidden/>
     <w:unhideWhenUsed/>
+    <w:rPr>
+      <w:rFonts w:ascii="Arial" w:hAnsi="Arial"/>
+      <w:i w:val="0"/>
+      <w:color w:val="292C30"/>
+    </w:rPr>
   </w:style>
   <w:style w:type="table" w:default="1" w:styleId="TableNormal">
     <w:name w:val="Normal Table"/>
@@ -816,6 +1141,11 @@
     <w:pPr>
       <w:spacing w:after="0" w:line="240" w:lineRule="auto"/>
     </w:pPr>
+    <w:rPr>
+      <w:rFonts w:ascii="Arial" w:hAnsi="Arial"/>
+      <w:i w:val="0"/>
+      <w:color w:val="292C30"/>
+    </w:rPr>
   </w:style>
   <w:style w:type="character" w:customStyle="1" w:styleId="Heading1Char">
     <w:name w:val="Heading 1 Char"/>
@@ -824,10 +1154,11 @@
     <w:uiPriority w:val="9"/>
     <w:rsid w:val="00FC693F"/>
     <w:rPr>
-      <w:rFonts w:asciiTheme="majorHAnsi" w:eastAsiaTheme="majorEastAsia" w:hAnsiTheme="majorHAnsi" w:cstheme="majorBidi"/>
+      <w:rFonts w:asciiTheme="majorHAnsi" w:eastAsiaTheme="majorEastAsia" w:hAnsiTheme="majorHAnsi" w:cstheme="majorBidi" w:ascii="Arial" w:hAnsi="Arial"/>
       <w:b/>
       <w:bCs/>
-      <w:color w:val="365F91" w:themeColor="accent1" w:themeShade="BF"/>
+      <w:i w:val="0"/>
+      <w:color w:val="292C30"/>
       <w:sz w:val="28"/>
       <w:szCs w:val="28"/>
     </w:rPr>
@@ -839,10 +1170,11 @@
     <w:uiPriority w:val="9"/>
     <w:rsid w:val="00FC693F"/>
     <w:rPr>
-      <w:rFonts w:asciiTheme="majorHAnsi" w:eastAsiaTheme="majorEastAsia" w:hAnsiTheme="majorHAnsi" w:cstheme="majorBidi"/>
+      <w:rFonts w:asciiTheme="majorHAnsi" w:eastAsiaTheme="majorEastAsia" w:hAnsiTheme="majorHAnsi" w:cstheme="majorBidi" w:ascii="Arial" w:hAnsi="Arial"/>
       <w:b/>
       <w:bCs/>
-      <w:color w:val="4F81BD" w:themeColor="accent1"/>
+      <w:i w:val="0"/>
+      <w:color w:val="292C30"/>
       <w:sz w:val="26"/>
       <w:szCs w:val="26"/>
     </w:rPr>
@@ -854,10 +1186,11 @@
     <w:uiPriority w:val="9"/>
     <w:rsid w:val="00FC693F"/>
     <w:rPr>
-      <w:rFonts w:asciiTheme="majorHAnsi" w:eastAsiaTheme="majorEastAsia" w:hAnsiTheme="majorHAnsi" w:cstheme="majorBidi"/>
+      <w:rFonts w:asciiTheme="majorHAnsi" w:eastAsiaTheme="majorEastAsia" w:hAnsiTheme="majorHAnsi" w:cstheme="majorBidi" w:ascii="Arial" w:hAnsi="Arial"/>
       <w:b/>
       <w:bCs/>
-      <w:color w:val="4F81BD" w:themeColor="accent1"/>
+      <w:i w:val="0"/>
+      <w:color w:val="292C30"/>
     </w:rPr>
   </w:style>
   <w:style w:type="paragraph" w:styleId="Title">
@@ -869,18 +1202,17 @@
     <w:qFormat/>
     <w:rsid w:val="00FC693F"/>
     <w:pPr>
-      <w:pBdr>
-        <w:bottom w:val="single" w:sz="8" w:space="4" w:color="4F81BD" w:themeColor="accent1"/>
-      </w:pBdr>
-      <w:spacing w:after="300" w:line="240" w:lineRule="auto"/>
+      <w:spacing w:after="100" w:line="240" w:lineRule="auto" w:before="140"/>
       <w:contextualSpacing/>
     </w:pPr>
     <w:rPr>
-      <w:rFonts w:asciiTheme="majorHAnsi" w:eastAsiaTheme="majorEastAsia" w:hAnsiTheme="majorHAnsi" w:cstheme="majorBidi"/>
-      <w:color w:val="17365D" w:themeColor="text2" w:themeShade="BF"/>
+      <w:rFonts w:asciiTheme="majorHAnsi" w:eastAsiaTheme="majorEastAsia" w:hAnsiTheme="majorHAnsi" w:cstheme="majorBidi" w:ascii="Arial" w:hAnsi="Arial"/>
+      <w:b/>
+      <w:i w:val="0"/>
+      <w:color w:val="292C30"/>
       <w:spacing w:val="5"/>
       <w:kern w:val="28"/>
-      <w:sz w:val="52"/>
+      <w:sz w:val="34"/>
       <w:szCs w:val="52"/>
     </w:rPr>
   </w:style>
@@ -891,8 +1223,9 @@
     <w:uiPriority w:val="10"/>
     <w:rsid w:val="00FC693F"/>
     <w:rPr>
-      <w:rFonts w:asciiTheme="majorHAnsi" w:eastAsiaTheme="majorEastAsia" w:hAnsiTheme="majorHAnsi" w:cstheme="majorBidi"/>
-      <w:color w:val="17365D" w:themeColor="text2" w:themeShade="BF"/>
+      <w:rFonts w:asciiTheme="majorHAnsi" w:eastAsiaTheme="majorEastAsia" w:hAnsiTheme="majorHAnsi" w:cstheme="majorBidi" w:ascii="Arial" w:hAnsi="Arial"/>
+      <w:i w:val="0"/>
+      <w:color w:val="292C30"/>
       <w:spacing w:val="5"/>
       <w:kern w:val="28"/>
       <w:sz w:val="52"/>
@@ -913,10 +1246,10 @@
       </w:numPr>
     </w:pPr>
     <w:rPr>
-      <w:rFonts w:asciiTheme="majorHAnsi" w:eastAsiaTheme="majorEastAsia" w:hAnsiTheme="majorHAnsi" w:cstheme="majorBidi"/>
-      <w:i/>
-      <w:iCs/>
-      <w:color w:val="4F81BD" w:themeColor="accent1"/>
+      <w:rFonts w:asciiTheme="majorHAnsi" w:eastAsiaTheme="majorEastAsia" w:hAnsiTheme="majorHAnsi" w:cstheme="majorBidi" w:ascii="Arial" w:hAnsi="Arial"/>
+      <w:i w:val="0"/>
+      <w:iCs w:val="0"/>
+      <w:color w:val="292C30"/>
       <w:spacing w:val="15"/>
       <w:sz w:val="24"/>
       <w:szCs w:val="24"/>
@@ -929,10 +1262,10 @@
     <w:uiPriority w:val="11"/>
     <w:rsid w:val="00FC693F"/>
     <w:rPr>
-      <w:rFonts w:asciiTheme="majorHAnsi" w:eastAsiaTheme="majorEastAsia" w:hAnsiTheme="majorHAnsi" w:cstheme="majorBidi"/>
-      <w:i/>
-      <w:iCs/>
-      <w:color w:val="4F81BD" w:themeColor="accent1"/>
+      <w:rFonts w:asciiTheme="majorHAnsi" w:eastAsiaTheme="majorEastAsia" w:hAnsiTheme="majorHAnsi" w:cstheme="majorBidi" w:ascii="Arial" w:hAnsi="Arial"/>
+      <w:i w:val="0"/>
+      <w:iCs w:val="0"/>
+      <w:color w:val="292C30"/>
       <w:spacing w:val="15"/>
       <w:sz w:val="24"/>
       <w:szCs w:val="24"/>
@@ -948,6 +1281,11 @@
       <w:ind w:left="720"/>
       <w:contextualSpacing/>
     </w:pPr>
+    <w:rPr>
+      <w:rFonts w:ascii="Arial" w:hAnsi="Arial"/>
+      <w:i w:val="0"/>
+      <w:color w:val="292C30"/>
+    </w:rPr>
   </w:style>
   <w:style w:type="paragraph" w:styleId="BodyText">
     <w:name w:val="Body Text"/>
@@ -959,6 +1297,11 @@
     <w:pPr>
       <w:spacing w:after="120"/>
     </w:pPr>
+    <w:rPr>
+      <w:rFonts w:ascii="Arial" w:hAnsi="Arial"/>
+      <w:i w:val="0"/>
+      <w:color w:val="292C30"/>
+    </w:rPr>
   </w:style>
   <w:style w:type="character" w:customStyle="1" w:styleId="BodyTextChar">
     <w:name w:val="Body Text Char"/>
@@ -966,6 +1309,11 @@
     <w:link w:val="BodyText"/>
     <w:uiPriority w:val="99"/>
     <w:rsid w:val="00AA1D8D"/>
+    <w:rPr>
+      <w:rFonts w:ascii="Arial" w:hAnsi="Arial"/>
+      <w:i w:val="0"/>
+      <w:color w:val="292C30"/>
+    </w:rPr>
   </w:style>
   <w:style w:type="paragraph" w:styleId="BodyText2">
     <w:name w:val="Body Text 2"/>
@@ -977,6 +1325,11 @@
     <w:pPr>
       <w:spacing w:after="120" w:line="480" w:lineRule="auto"/>
     </w:pPr>
+    <w:rPr>
+      <w:rFonts w:ascii="Arial" w:hAnsi="Arial"/>
+      <w:i w:val="0"/>
+      <w:color w:val="292C30"/>
+    </w:rPr>
   </w:style>
   <w:style w:type="character" w:customStyle="1" w:styleId="BodyText2Char">
     <w:name w:val="Body Text 2 Char"/>
@@ -984,6 +1337,11 @@
     <w:link w:val="BodyText2"/>
     <w:uiPriority w:val="99"/>
     <w:rsid w:val="00AA1D8D"/>
+    <w:rPr>
+      <w:rFonts w:ascii="Arial" w:hAnsi="Arial"/>
+      <w:i w:val="0"/>
+      <w:color w:val="292C30"/>
+    </w:rPr>
   </w:style>
   <w:style w:type="paragraph" w:styleId="BodyText3">
     <w:name w:val="Body Text 3"/>
@@ -996,6 +1354,9 @@
       <w:spacing w:after="120"/>
     </w:pPr>
     <w:rPr>
+      <w:rFonts w:ascii="Arial" w:hAnsi="Arial"/>
+      <w:i w:val="0"/>
+      <w:color w:val="292C30"/>
       <w:sz w:val="16"/>
       <w:szCs w:val="16"/>
     </w:rPr>
@@ -1007,6 +1368,9 @@
     <w:uiPriority w:val="99"/>
     <w:rsid w:val="00AA1D8D"/>
     <w:rPr>
+      <w:rFonts w:ascii="Arial" w:hAnsi="Arial"/>
+      <w:i w:val="0"/>
+      <w:color w:val="292C30"/>
       <w:sz w:val="16"/>
       <w:szCs w:val="16"/>
     </w:rPr>
@@ -1021,6 +1385,11 @@
       <w:ind w:left="360" w:hanging="360"/>
       <w:contextualSpacing/>
     </w:pPr>
+    <w:rPr>
+      <w:rFonts w:ascii="Arial" w:hAnsi="Arial"/>
+      <w:i w:val="0"/>
+      <w:color w:val="292C30"/>
+    </w:rPr>
   </w:style>
   <w:style w:type="paragraph" w:styleId="List2">
     <w:name w:val="List 2"/>
@@ -1032,6 +1401,11 @@
       <w:ind w:left="720" w:hanging="360"/>
       <w:contextualSpacing/>
     </w:pPr>
+    <w:rPr>
+      <w:rFonts w:ascii="Arial" w:hAnsi="Arial"/>
+      <w:i w:val="0"/>
+      <w:color w:val="292C30"/>
+    </w:rPr>
   </w:style>
   <w:style w:type="paragraph" w:styleId="List3">
     <w:name w:val="List 3"/>
@@ -1043,6 +1417,11 @@
       <w:ind w:left="1080" w:hanging="360"/>
       <w:contextualSpacing/>
     </w:pPr>
+    <w:rPr>
+      <w:rFonts w:ascii="Arial" w:hAnsi="Arial"/>
+      <w:i w:val="0"/>
+      <w:color w:val="292C30"/>
+    </w:rPr>
   </w:style>
   <w:style w:type="paragraph" w:styleId="ListBullet">
     <w:name w:val="List Bullet"/>
@@ -1056,6 +1435,11 @@
       </w:numPr>
       <w:contextualSpacing/>
     </w:pPr>
+    <w:rPr>
+      <w:rFonts w:ascii="Arial" w:hAnsi="Arial"/>
+      <w:i w:val="0"/>
+      <w:color w:val="292C30"/>
+    </w:rPr>
   </w:style>
   <w:style w:type="paragraph" w:styleId="ListBullet2">
     <w:name w:val="List Bullet 2"/>
@@ -1069,6 +1453,11 @@
       </w:numPr>
       <w:contextualSpacing/>
     </w:pPr>
+    <w:rPr>
+      <w:rFonts w:ascii="Arial" w:hAnsi="Arial"/>
+      <w:i w:val="0"/>
+      <w:color w:val="292C30"/>
+    </w:rPr>
   </w:style>
   <w:style w:type="paragraph" w:styleId="ListBullet3">
     <w:name w:val="List Bullet 3"/>
@@ -1082,6 +1471,11 @@
       </w:numPr>
       <w:contextualSpacing/>
     </w:pPr>
+    <w:rPr>
+      <w:rFonts w:ascii="Arial" w:hAnsi="Arial"/>
+      <w:i w:val="0"/>
+      <w:color w:val="292C30"/>
+    </w:rPr>
   </w:style>
   <w:style w:type="paragraph" w:styleId="ListNumber">
     <w:name w:val="List Number"/>
@@ -1095,6 +1489,11 @@
       </w:numPr>
       <w:contextualSpacing/>
     </w:pPr>
+    <w:rPr>
+      <w:rFonts w:ascii="Arial" w:hAnsi="Arial"/>
+      <w:i w:val="0"/>
+      <w:color w:val="292C30"/>
+    </w:rPr>
   </w:style>
   <w:style w:type="paragraph" w:styleId="ListNumber2">
     <w:name w:val="List Number 2"/>
@@ -1108,6 +1507,11 @@
       </w:numPr>
       <w:contextualSpacing/>
     </w:pPr>
+    <w:rPr>
+      <w:rFonts w:ascii="Arial" w:hAnsi="Arial"/>
+      <w:i w:val="0"/>
+      <w:color w:val="292C30"/>
+    </w:rPr>
   </w:style>
   <w:style w:type="paragraph" w:styleId="ListNumber3">
     <w:name w:val="List Number 3"/>
@@ -1121,6 +1525,11 @@
       </w:numPr>
       <w:contextualSpacing/>
     </w:pPr>
+    <w:rPr>
+      <w:rFonts w:ascii="Arial" w:hAnsi="Arial"/>
+      <w:i w:val="0"/>
+      <w:color w:val="292C30"/>
+    </w:rPr>
   </w:style>
   <w:style w:type="paragraph" w:styleId="ListContinue">
     <w:name w:val="List Continue"/>
@@ -1133,6 +1542,11 @@
       <w:ind w:left="360"/>
       <w:contextualSpacing/>
     </w:pPr>
+    <w:rPr>
+      <w:rFonts w:ascii="Arial" w:hAnsi="Arial"/>
+      <w:i w:val="0"/>
+      <w:color w:val="292C30"/>
+    </w:rPr>
   </w:style>
   <w:style w:type="paragraph" w:styleId="ListContinue2">
     <w:name w:val="List Continue 2"/>
@@ -1145,6 +1559,11 @@
       <w:ind w:left="720"/>
       <w:contextualSpacing/>
     </w:pPr>
+    <w:rPr>
+      <w:rFonts w:ascii="Arial" w:hAnsi="Arial"/>
+      <w:i w:val="0"/>
+      <w:color w:val="292C30"/>
+    </w:rPr>
   </w:style>
   <w:style w:type="paragraph" w:styleId="ListContinue3">
     <w:name w:val="List Continue 3"/>
@@ -1157,6 +1576,11 @@
       <w:ind w:left="1080"/>
       <w:contextualSpacing/>
     </w:pPr>
+    <w:rPr>
+      <w:rFonts w:ascii="Arial" w:hAnsi="Arial"/>
+      <w:i w:val="0"/>
+      <w:color w:val="292C30"/>
+    </w:rPr>
   </w:style>
   <w:style w:type="paragraph" w:styleId="MacroText">
     <w:name w:val="macro"/>
@@ -1176,7 +1600,9 @@
       </w:tabs>
     </w:pPr>
     <w:rPr>
-      <w:rFonts w:ascii="Courier" w:hAnsi="Courier"/>
+      <w:rFonts w:ascii="Arial" w:hAnsi="Arial"/>
+      <w:i w:val="0"/>
+      <w:color w:val="292C30"/>
       <w:sz w:val="20"/>
       <w:szCs w:val="20"/>
     </w:rPr>
@@ -1188,7 +1614,9 @@
     <w:uiPriority w:val="99"/>
     <w:rsid w:val="0029639D"/>
     <w:rPr>
-      <w:rFonts w:ascii="Courier" w:hAnsi="Courier"/>
+      <w:rFonts w:ascii="Arial" w:hAnsi="Arial"/>
+      <w:i w:val="0"/>
+      <w:color w:val="292C30"/>
       <w:sz w:val="20"/>
       <w:szCs w:val="20"/>
     </w:rPr>
@@ -1202,9 +1630,10 @@
     <w:qFormat/>
     <w:rsid w:val="00FC693F"/>
     <w:rPr>
-      <w:i/>
-      <w:iCs/>
-      <w:color w:val="000000" w:themeColor="text1"/>
+      <w:rFonts w:ascii="Arial" w:hAnsi="Arial"/>
+      <w:i w:val="0"/>
+      <w:iCs w:val="0"/>
+      <w:color w:val="292C30"/>
     </w:rPr>
   </w:style>
   <w:style w:type="character" w:customStyle="1" w:styleId="QuoteChar">
@@ -1214,9 +1643,10 @@
     <w:uiPriority w:val="29"/>
     <w:rsid w:val="00FC693F"/>
     <w:rPr>
-      <w:i/>
-      <w:iCs/>
-      <w:color w:val="000000" w:themeColor="text1"/>
+      <w:rFonts w:ascii="Arial" w:hAnsi="Arial"/>
+      <w:i w:val="0"/>
+      <w:iCs w:val="0"/>
+      <w:color w:val="292C30"/>
     </w:rPr>
   </w:style>
   <w:style w:type="character" w:customStyle="1" w:styleId="Heading4Char">
@@ -1227,12 +1657,12 @@
     <w:semiHidden/>
     <w:rsid w:val="00FC693F"/>
     <w:rPr>
-      <w:rFonts w:asciiTheme="majorHAnsi" w:eastAsiaTheme="majorEastAsia" w:hAnsiTheme="majorHAnsi" w:cstheme="majorBidi"/>
+      <w:rFonts w:asciiTheme="majorHAnsi" w:eastAsiaTheme="majorEastAsia" w:hAnsiTheme="majorHAnsi" w:cstheme="majorBidi" w:ascii="Arial" w:hAnsi="Arial"/>
       <w:b/>
       <w:bCs/>
-      <w:i/>
-      <w:iCs/>
-      <w:color w:val="4F81BD" w:themeColor="accent1"/>
+      <w:i w:val="0"/>
+      <w:iCs w:val="0"/>
+      <w:color w:val="292C30"/>
     </w:rPr>
   </w:style>
   <w:style w:type="character" w:customStyle="1" w:styleId="Heading5Char">
@@ -1243,8 +1673,9 @@
     <w:semiHidden/>
     <w:rsid w:val="00FC693F"/>
     <w:rPr>
-      <w:rFonts w:asciiTheme="majorHAnsi" w:eastAsiaTheme="majorEastAsia" w:hAnsiTheme="majorHAnsi" w:cstheme="majorBidi"/>
-      <w:color w:val="243F60" w:themeColor="accent1" w:themeShade="7F"/>
+      <w:rFonts w:asciiTheme="majorHAnsi" w:eastAsiaTheme="majorEastAsia" w:hAnsiTheme="majorHAnsi" w:cstheme="majorBidi" w:ascii="Arial" w:hAnsi="Arial"/>
+      <w:i w:val="0"/>
+      <w:color w:val="292C30"/>
     </w:rPr>
   </w:style>
   <w:style w:type="character" w:customStyle="1" w:styleId="Heading6Char">
@@ -1255,10 +1686,10 @@
     <w:semiHidden/>
     <w:rsid w:val="00FC693F"/>
     <w:rPr>
-      <w:rFonts w:asciiTheme="majorHAnsi" w:eastAsiaTheme="majorEastAsia" w:hAnsiTheme="majorHAnsi" w:cstheme="majorBidi"/>
-      <w:i/>
-      <w:iCs/>
-      <w:color w:val="243F60" w:themeColor="accent1" w:themeShade="7F"/>
+      <w:rFonts w:asciiTheme="majorHAnsi" w:eastAsiaTheme="majorEastAsia" w:hAnsiTheme="majorHAnsi" w:cstheme="majorBidi" w:ascii="Arial" w:hAnsi="Arial"/>
+      <w:i w:val="0"/>
+      <w:iCs w:val="0"/>
+      <w:color w:val="292C30"/>
     </w:rPr>
   </w:style>
   <w:style w:type="character" w:customStyle="1" w:styleId="Heading7Char">
@@ -1269,10 +1700,10 @@
     <w:semiHidden/>
     <w:rsid w:val="00FC693F"/>
     <w:rPr>
-      <w:rFonts w:asciiTheme="majorHAnsi" w:eastAsiaTheme="majorEastAsia" w:hAnsiTheme="majorHAnsi" w:cstheme="majorBidi"/>
-      <w:i/>
-      <w:iCs/>
-      <w:color w:val="404040" w:themeColor="text1" w:themeTint="BF"/>
+      <w:rFonts w:asciiTheme="majorHAnsi" w:eastAsiaTheme="majorEastAsia" w:hAnsiTheme="majorHAnsi" w:cstheme="majorBidi" w:ascii="Arial" w:hAnsi="Arial"/>
+      <w:i w:val="0"/>
+      <w:iCs w:val="0"/>
+      <w:color w:val="292C30"/>
     </w:rPr>
   </w:style>
   <w:style w:type="character" w:customStyle="1" w:styleId="Heading8Char">
@@ -1283,8 +1714,9 @@
     <w:semiHidden/>
     <w:rsid w:val="00FC693F"/>
     <w:rPr>
-      <w:rFonts w:asciiTheme="majorHAnsi" w:eastAsiaTheme="majorEastAsia" w:hAnsiTheme="majorHAnsi" w:cstheme="majorBidi"/>
-      <w:color w:val="4F81BD" w:themeColor="accent1"/>
+      <w:rFonts w:asciiTheme="majorHAnsi" w:eastAsiaTheme="majorEastAsia" w:hAnsiTheme="majorHAnsi" w:cstheme="majorBidi" w:ascii="Arial" w:hAnsi="Arial"/>
+      <w:i w:val="0"/>
+      <w:color w:val="292C30"/>
       <w:sz w:val="20"/>
       <w:szCs w:val="20"/>
     </w:rPr>
@@ -1297,10 +1729,10 @@
     <w:semiHidden/>
     <w:rsid w:val="00FC693F"/>
     <w:rPr>
-      <w:rFonts w:asciiTheme="majorHAnsi" w:eastAsiaTheme="majorEastAsia" w:hAnsiTheme="majorHAnsi" w:cstheme="majorBidi"/>
-      <w:i/>
-      <w:iCs/>
-      <w:color w:val="404040" w:themeColor="text1" w:themeTint="BF"/>
+      <w:rFonts w:asciiTheme="majorHAnsi" w:eastAsiaTheme="majorEastAsia" w:hAnsiTheme="majorHAnsi" w:cstheme="majorBidi" w:ascii="Arial" w:hAnsi="Arial"/>
+      <w:i w:val="0"/>
+      <w:iCs w:val="0"/>
+      <w:color w:val="292C30"/>
       <w:sz w:val="20"/>
       <w:szCs w:val="20"/>
     </w:rPr>
@@ -1318,9 +1750,11 @@
       <w:spacing w:line="240" w:lineRule="auto"/>
     </w:pPr>
     <w:rPr>
+      <w:rFonts w:ascii="Arial" w:hAnsi="Arial"/>
       <w:b/>
       <w:bCs/>
-      <w:color w:val="4F81BD" w:themeColor="accent1"/>
+      <w:i w:val="0"/>
+      <w:color w:val="292C30"/>
       <w:sz w:val="18"/>
       <w:szCs w:val="18"/>
     </w:rPr>
@@ -1332,8 +1766,11 @@
     <w:qFormat/>
     <w:rsid w:val="00FC693F"/>
     <w:rPr>
+      <w:rFonts w:ascii="Arial" w:hAnsi="Arial"/>
       <w:b/>
       <w:bCs/>
+      <w:i w:val="0"/>
+      <w:color w:val="292C30"/>
     </w:rPr>
   </w:style>
   <w:style w:type="character" w:styleId="Emphasis">
@@ -1343,8 +1780,10 @@
     <w:qFormat/>
     <w:rsid w:val="00FC693F"/>
     <w:rPr>
-      <w:i/>
-      <w:iCs/>
+      <w:rFonts w:ascii="Arial" w:hAnsi="Arial"/>
+      <w:i w:val="0"/>
+      <w:iCs w:val="0"/>
+      <w:color w:val="292C30"/>
     </w:rPr>
   </w:style>
   <w:style w:type="paragraph" w:styleId="IntenseQuote">
@@ -1356,18 +1795,16 @@
     <w:qFormat/>
     <w:rsid w:val="00FC693F"/>
     <w:pPr>
-      <w:pBdr>
-        <w:bottom w:val="single" w:sz="4" w:space="4" w:color="4F81BD" w:themeColor="accent1"/>
-      </w:pBdr>
       <w:spacing w:before="200" w:after="280"/>
       <w:ind w:left="936" w:right="936"/>
     </w:pPr>
     <w:rPr>
+      <w:rFonts w:ascii="Arial" w:hAnsi="Arial"/>
       <w:b/>
       <w:bCs/>
-      <w:i/>
-      <w:iCs/>
-      <w:color w:val="4F81BD" w:themeColor="accent1"/>
+      <w:i w:val="0"/>
+      <w:iCs w:val="0"/>
+      <w:color w:val="292C30"/>
     </w:rPr>
   </w:style>
   <w:style w:type="character" w:customStyle="1" w:styleId="IntenseQuoteChar">
@@ -1377,11 +1814,12 @@
     <w:uiPriority w:val="30"/>
     <w:rsid w:val="00FC693F"/>
     <w:rPr>
+      <w:rFonts w:ascii="Arial" w:hAnsi="Arial"/>
       <w:b/>
       <w:bCs/>
-      <w:i/>
-      <w:iCs/>
-      <w:color w:val="4F81BD" w:themeColor="accent1"/>
+      <w:i w:val="0"/>
+      <w:iCs w:val="0"/>
+      <w:color w:val="292C30"/>
     </w:rPr>
   </w:style>
   <w:style w:type="character" w:styleId="SubtleEmphasis">
@@ -1391,9 +1829,10 @@
     <w:qFormat/>
     <w:rsid w:val="00FC693F"/>
     <w:rPr>
-      <w:i/>
-      <w:iCs/>
-      <w:color w:val="808080" w:themeColor="text1" w:themeTint="7F"/>
+      <w:rFonts w:ascii="Arial" w:hAnsi="Arial"/>
+      <w:i w:val="0"/>
+      <w:iCs w:val="0"/>
+      <w:color w:val="292C30"/>
     </w:rPr>
   </w:style>
   <w:style w:type="character" w:styleId="IntenseEmphasis">
@@ -1403,11 +1842,12 @@
     <w:qFormat/>
     <w:rsid w:val="00FC693F"/>
     <w:rPr>
+      <w:rFonts w:ascii="Arial" w:hAnsi="Arial"/>
       <w:b/>
       <w:bCs/>
-      <w:i/>
-      <w:iCs/>
-      <w:color w:val="4F81BD" w:themeColor="accent1"/>
+      <w:i w:val="0"/>
+      <w:iCs w:val="0"/>
+      <w:color w:val="292C30"/>
     </w:rPr>
   </w:style>
   <w:style w:type="character" w:styleId="SubtleReference">
@@ -1417,8 +1857,10 @@
     <w:qFormat/>
     <w:rsid w:val="00FC693F"/>
     <w:rPr>
+      <w:rFonts w:ascii="Arial" w:hAnsi="Arial"/>
+      <w:i w:val="0"/>
       <w:smallCaps/>
-      <w:color w:val="C0504D" w:themeColor="accent2"/>
+      <w:color w:val="292C30"/>
       <w:u w:val="single"/>
     </w:rPr>
   </w:style>
@@ -1429,10 +1871,12 @@
     <w:qFormat/>
     <w:rsid w:val="00FC693F"/>
     <w:rPr>
+      <w:rFonts w:ascii="Arial" w:hAnsi="Arial"/>
       <w:b/>
       <w:bCs/>
+      <w:i w:val="0"/>
       <w:smallCaps/>
-      <w:color w:val="C0504D" w:themeColor="accent2"/>
+      <w:color w:val="292C30"/>
       <w:spacing w:val="5"/>
       <w:u w:val="single"/>
     </w:rPr>
@@ -1444,9 +1888,12 @@
     <w:qFormat/>
     <w:rsid w:val="00FC693F"/>
     <w:rPr>
+      <w:rFonts w:ascii="Arial" w:hAnsi="Arial"/>
       <w:b/>
       <w:bCs/>
+      <w:i w:val="0"/>
       <w:smallCaps/>
+      <w:color w:val="292C30"/>
       <w:spacing w:val="5"/>
     </w:rPr>
   </w:style>
@@ -1462,6 +1909,11 @@
     <w:pPr>
       <w:outlineLvl w:val="9"/>
     </w:pPr>
+    <w:rPr>
+      <w:rFonts w:ascii="Arial" w:hAnsi="Arial"/>
+      <w:i w:val="0"/>
+      <w:color w:val="292C30"/>
+    </w:rPr>
   </w:style>
   <w:style w:type="table" w:styleId="TableGrid">
     <w:name w:val="Table Grid"/>
@@ -12463,8 +12915,8 @@
       <w:rFonts w:asciiTheme="majorHAnsi" w:eastAsiaTheme="majorEastAsia" w:hAnsiTheme="majorHAnsi" w:cstheme="majorBidi"/>
       <w:b/>
       <w:bCs/>
-      <w:i/>
-      <w:iCs/>
+      <w:i w:val="0"/>
+      <w:iCs w:val="0"/>
       <w:color w:val="4F81BD" w:themeColor="accent1"/>
     </w:rPr>
   </w:style>
@@ -12507,8 +12959,8 @@
     </w:pPr>
     <w:rPr>
       <w:rFonts w:asciiTheme="majorHAnsi" w:eastAsiaTheme="majorEastAsia" w:hAnsiTheme="majorHAnsi" w:cstheme="majorBidi"/>
-      <w:i/>
-      <w:iCs/>
+      <w:i w:val="0"/>
+      <w:iCs w:val="0"/>
       <w:color w:val="243F60" w:themeColor="accent1" w:themeShade="7F"/>
     </w:rPr>
   </w:style>
@@ -12530,8 +12982,8 @@
     </w:pPr>
     <w:rPr>
       <w:rFonts w:asciiTheme="majorHAnsi" w:eastAsiaTheme="majorEastAsia" w:hAnsiTheme="majorHAnsi" w:cstheme="majorBidi"/>
-      <w:i/>
-      <w:iCs/>
+      <w:i w:val="0"/>
+      <w:iCs w:val="0"/>
       <w:color w:val="404040" w:themeColor="text1" w:themeTint="BF"/>
     </w:rPr>
   </w:style>
@@ -12576,8 +13028,8 @@
     </w:pPr>
     <w:rPr>
       <w:rFonts w:asciiTheme="majorHAnsi" w:eastAsiaTheme="majorEastAsia" w:hAnsiTheme="majorHAnsi" w:cstheme="majorBidi"/>
-      <w:i/>
-      <w:iCs/>
+      <w:i w:val="0"/>
+      <w:iCs w:val="0"/>
       <w:color w:val="404040" w:themeColor="text1" w:themeTint="BF"/>
       <w:sz w:val="20"/>
       <w:szCs w:val="20"/>
@@ -12716,8 +13168,8 @@
     </w:pPr>
     <w:rPr>
       <w:rFonts w:asciiTheme="majorHAnsi" w:eastAsiaTheme="majorEastAsia" w:hAnsiTheme="majorHAnsi" w:cstheme="majorBidi"/>
-      <w:i/>
-      <w:iCs/>
+      <w:i w:val="0"/>
+      <w:iCs w:val="0"/>
       <w:color w:val="4F81BD" w:themeColor="accent1"/>
       <w:spacing w:val="15"/>
       <w:sz w:val="24"/>
@@ -12732,8 +13184,8 @@
     <w:rsid w:val="00FC693F"/>
     <w:rPr>
       <w:rFonts w:asciiTheme="majorHAnsi" w:eastAsiaTheme="majorEastAsia" w:hAnsiTheme="majorHAnsi" w:cstheme="majorBidi"/>
-      <w:i/>
-      <w:iCs/>
+      <w:i w:val="0"/>
+      <w:iCs w:val="0"/>
       <w:color w:val="4F81BD" w:themeColor="accent1"/>
       <w:spacing w:val="15"/>
       <w:sz w:val="24"/>
@@ -13004,8 +13456,8 @@
     <w:qFormat/>
     <w:rsid w:val="00FC693F"/>
     <w:rPr>
-      <w:i/>
-      <w:iCs/>
+      <w:i w:val="0"/>
+      <w:iCs w:val="0"/>
       <w:color w:val="000000" w:themeColor="text1"/>
     </w:rPr>
   </w:style>
@@ -13016,8 +13468,8 @@
     <w:uiPriority w:val="29"/>
     <w:rsid w:val="00FC693F"/>
     <w:rPr>
-      <w:i/>
-      <w:iCs/>
+      <w:i w:val="0"/>
+      <w:iCs w:val="0"/>
       <w:color w:val="000000" w:themeColor="text1"/>
     </w:rPr>
   </w:style>
@@ -13032,8 +13484,8 @@
       <w:rFonts w:asciiTheme="majorHAnsi" w:eastAsiaTheme="majorEastAsia" w:hAnsiTheme="majorHAnsi" w:cstheme="majorBidi"/>
       <w:b/>
       <w:bCs/>
-      <w:i/>
-      <w:iCs/>
+      <w:i w:val="0"/>
+      <w:iCs w:val="0"/>
       <w:color w:val="4F81BD" w:themeColor="accent1"/>
     </w:rPr>
   </w:style>
@@ -13058,8 +13510,8 @@
     <w:rsid w:val="00FC693F"/>
     <w:rPr>
       <w:rFonts w:asciiTheme="majorHAnsi" w:eastAsiaTheme="majorEastAsia" w:hAnsiTheme="majorHAnsi" w:cstheme="majorBidi"/>
-      <w:i/>
-      <w:iCs/>
+      <w:i w:val="0"/>
+      <w:iCs w:val="0"/>
       <w:color w:val="243F60" w:themeColor="accent1" w:themeShade="7F"/>
     </w:rPr>
   </w:style>
@@ -13072,8 +13524,8 @@
     <w:rsid w:val="00FC693F"/>
     <w:rPr>
       <w:rFonts w:asciiTheme="majorHAnsi" w:eastAsiaTheme="majorEastAsia" w:hAnsiTheme="majorHAnsi" w:cstheme="majorBidi"/>
-      <w:i/>
-      <w:iCs/>
+      <w:i w:val="0"/>
+      <w:iCs w:val="0"/>
       <w:color w:val="404040" w:themeColor="text1" w:themeTint="BF"/>
     </w:rPr>
   </w:style>
@@ -13100,8 +13552,8 @@
     <w:rsid w:val="00FC693F"/>
     <w:rPr>
       <w:rFonts w:asciiTheme="majorHAnsi" w:eastAsiaTheme="majorEastAsia" w:hAnsiTheme="majorHAnsi" w:cstheme="majorBidi"/>
-      <w:i/>
-      <w:iCs/>
+      <w:i w:val="0"/>
+      <w:iCs w:val="0"/>
       <w:color w:val="404040" w:themeColor="text1" w:themeTint="BF"/>
       <w:sz w:val="20"/>
       <w:szCs w:val="20"/>
@@ -13145,8 +13597,8 @@
     <w:qFormat/>
     <w:rsid w:val="00FC693F"/>
     <w:rPr>
-      <w:i/>
-      <w:iCs/>
+      <w:i w:val="0"/>
+      <w:iCs w:val="0"/>
     </w:rPr>
   </w:style>
   <w:style w:type="paragraph" w:styleId="IntenseQuote">
@@ -13167,8 +13619,8 @@
     <w:rPr>
       <w:b/>
       <w:bCs/>
-      <w:i/>
-      <w:iCs/>
+      <w:i w:val="0"/>
+      <w:iCs w:val="0"/>
       <w:color w:val="4F81BD" w:themeColor="accent1"/>
     </w:rPr>
   </w:style>
@@ -13181,8 +13633,8 @@
     <w:rPr>
       <w:b/>
       <w:bCs/>
-      <w:i/>
-      <w:iCs/>
+      <w:i w:val="0"/>
+      <w:iCs w:val="0"/>
       <w:color w:val="4F81BD" w:themeColor="accent1"/>
     </w:rPr>
   </w:style>
@@ -13193,8 +13645,8 @@
     <w:qFormat/>
     <w:rsid w:val="00FC693F"/>
     <w:rPr>
-      <w:i/>
-      <w:iCs/>
+      <w:i w:val="0"/>
+      <w:iCs w:val="0"/>
       <w:color w:val="808080" w:themeColor="text1" w:themeTint="7F"/>
     </w:rPr>
   </w:style>
@@ -13207,8 +13659,8 @@
     <w:rPr>
       <w:b/>
       <w:bCs/>
-      <w:i/>
-      <w:iCs/>
+      <w:i w:val="0"/>
+      <w:iCs w:val="0"/>
       <w:color w:val="4F81BD" w:themeColor="accent1"/>
     </w:rPr>
   </w:style>
